--- a/lab09/Report/ЛР9.docx
+++ b/lab09/Report/ЛР9.docx
@@ -4883,28 +4883,6 @@
           <w:sz w:val="28"/>
           <w:szCs w:val="28"/>
         </w:rPr>
-        <w:t xml:space="preserve">_0, </w:t>
-      </w:r>
-      <w:r>
-        <w:rPr>
-          <w:sz w:val="28"/>
-          <w:szCs w:val="28"/>
-          <w:lang w:val="en-US"/>
-        </w:rPr>
-        <w:t>counter</w:t>
-      </w:r>
-      <w:r>
-        <w:rPr>
-          <w:sz w:val="28"/>
-          <w:szCs w:val="28"/>
-        </w:rPr>
-        <w:t>_1</w:t>
-      </w:r>
-      <w:r>
-        <w:rPr>
-          <w:sz w:val="28"/>
-          <w:szCs w:val="28"/>
-        </w:rPr>
         <w:t>.</w:t>
       </w:r>
     </w:p>
@@ -5046,7 +5024,7 @@
           <w:sz w:val="28"/>
           <w:szCs w:val="28"/>
         </w:rPr>
-        <w:t xml:space="preserve">Якщо біт </w:t>
+        <w:t xml:space="preserve">Перевірка стану біта </w:t>
       </w:r>
       <w:r>
         <w:rPr>
@@ -5061,25 +5039,17 @@
           <w:sz w:val="28"/>
           <w:szCs w:val="28"/>
           <w:vertAlign w:val="subscript"/>
+          <w:lang w:val="ru-RU"/>
         </w:rPr>
         <w:t>4</w:t>
       </w:r>
       <w:r>
-        <w:t xml:space="preserve"> </w:t>
-      </w:r>
-      <w:r>
-        <w:rPr>
-          <w:sz w:val="28"/>
-          <w:szCs w:val="28"/>
-        </w:rPr>
-        <w:t>числа</w:t>
-      </w:r>
-      <w:r>
-        <w:rPr>
-          <w:sz w:val="28"/>
-          <w:szCs w:val="28"/>
-        </w:rPr>
-        <w:t xml:space="preserve"> </w:t>
+        <w:rPr>
+          <w:sz w:val="28"/>
+          <w:szCs w:val="28"/>
+          <w:lang w:val="ru-RU"/>
+        </w:rPr>
+        <w:t xml:space="preserve"> числа </w:t>
       </w:r>
       <w:r>
         <w:rPr>
@@ -5088,152 +5058,6 @@
           <w:lang w:val="en-US"/>
         </w:rPr>
         <w:t>N</w:t>
-      </w:r>
-      <w:r>
-        <w:rPr>
-          <w:sz w:val="28"/>
-          <w:szCs w:val="28"/>
-        </w:rPr>
-        <w:t xml:space="preserve"> рівний 0 – </w:t>
-      </w:r>
-      <w:r>
-        <w:rPr>
-          <w:sz w:val="28"/>
-          <w:szCs w:val="28"/>
-          <w:lang w:val="en-US"/>
-        </w:rPr>
-        <w:t>counter</w:t>
-      </w:r>
-      <w:r>
-        <w:rPr>
-          <w:sz w:val="28"/>
-          <w:szCs w:val="28"/>
-        </w:rPr>
-        <w:t>_0</w:t>
-      </w:r>
-      <w:r>
-        <w:rPr>
-          <w:sz w:val="28"/>
-          <w:szCs w:val="28"/>
-        </w:rPr>
-        <w:t xml:space="preserve"> кількості двійкових нулів в </w:t>
-      </w:r>
-      <w:r>
-        <w:rPr>
-          <w:sz w:val="28"/>
-          <w:szCs w:val="28"/>
-          <w:lang w:val="en-US"/>
-        </w:rPr>
-        <w:t>N</w:t>
-      </w:r>
-      <w:r>
-        <w:rPr>
-          <w:sz w:val="28"/>
-          <w:szCs w:val="28"/>
-        </w:rPr>
-        <w:t xml:space="preserve">, </w:t>
-      </w:r>
-      <w:r>
-        <w:rPr>
-          <w:sz w:val="28"/>
-          <w:szCs w:val="28"/>
-          <w:lang w:val="en-US"/>
-        </w:rPr>
-        <w:t>flag</w:t>
-      </w:r>
-      <w:r>
-        <w:rPr>
-          <w:sz w:val="28"/>
-          <w:szCs w:val="28"/>
-        </w:rPr>
-        <w:t xml:space="preserve"> =0</w:t>
-      </w:r>
-      <w:r>
-        <w:rPr>
-          <w:sz w:val="28"/>
-          <w:szCs w:val="28"/>
-        </w:rPr>
-        <w:t xml:space="preserve">, інакше – </w:t>
-      </w:r>
-      <w:r>
-        <w:rPr>
-          <w:sz w:val="28"/>
-          <w:szCs w:val="28"/>
-          <w:lang w:val="en-US"/>
-        </w:rPr>
-        <w:t>counter</w:t>
-      </w:r>
-      <w:r>
-        <w:rPr>
-          <w:sz w:val="28"/>
-          <w:szCs w:val="28"/>
-        </w:rPr>
-        <w:t>_1</w:t>
-      </w:r>
-      <w:r>
-        <w:rPr>
-          <w:sz w:val="28"/>
-          <w:szCs w:val="28"/>
-        </w:rPr>
-        <w:t xml:space="preserve"> = </w:t>
-      </w:r>
-      <w:r>
-        <w:rPr>
-          <w:sz w:val="28"/>
-          <w:szCs w:val="28"/>
-        </w:rPr>
-        <w:t>кількості двійкових одиниць</w:t>
-      </w:r>
-      <w:r>
-        <w:rPr>
-          <w:sz w:val="28"/>
-          <w:szCs w:val="28"/>
-        </w:rPr>
-        <w:t xml:space="preserve"> </w:t>
-      </w:r>
-      <w:r>
-        <w:rPr>
-          <w:sz w:val="28"/>
-          <w:szCs w:val="28"/>
-        </w:rPr>
-        <w:t xml:space="preserve">в </w:t>
-      </w:r>
-      <w:r>
-        <w:rPr>
-          <w:sz w:val="28"/>
-          <w:szCs w:val="28"/>
-          <w:lang w:val="en-US"/>
-        </w:rPr>
-        <w:t>N</w:t>
-      </w:r>
-      <w:r>
-        <w:rPr>
-          <w:sz w:val="28"/>
-          <w:szCs w:val="28"/>
-        </w:rPr>
-        <w:t>,</w:t>
-      </w:r>
-      <w:r>
-        <w:rPr>
-          <w:sz w:val="28"/>
-          <w:szCs w:val="28"/>
-        </w:rPr>
-        <w:t xml:space="preserve"> </w:t>
-      </w:r>
-      <w:r>
-        <w:rPr>
-          <w:sz w:val="28"/>
-          <w:szCs w:val="28"/>
-          <w:lang w:val="en-US"/>
-        </w:rPr>
-        <w:t>flag</w:t>
-      </w:r>
-      <w:r>
-        <w:rPr>
-          <w:sz w:val="28"/>
-          <w:szCs w:val="28"/>
-        </w:rPr>
-        <w:t xml:space="preserve"> = 1</w:t>
       </w:r>
       <w:r>
         <w:rPr>
@@ -5262,145 +5086,7 @@
           <w:sz w:val="28"/>
           <w:szCs w:val="28"/>
         </w:rPr>
-        <w:t xml:space="preserve">Якщо </w:t>
-      </w:r>
-      <w:r>
-        <w:rPr>
-          <w:sz w:val="28"/>
-          <w:szCs w:val="28"/>
-          <w:lang w:val="en-US"/>
-        </w:rPr>
-        <w:t>flag</w:t>
-      </w:r>
-      <w:r>
-        <w:rPr>
-          <w:sz w:val="28"/>
-          <w:szCs w:val="28"/>
-        </w:rPr>
-        <w:t xml:space="preserve"> =</w:t>
-      </w:r>
-      <w:r>
-        <w:rPr>
-          <w:sz w:val="28"/>
-          <w:szCs w:val="28"/>
-        </w:rPr>
-        <w:t>=</w:t>
-      </w:r>
-      <w:r>
-        <w:rPr>
-          <w:sz w:val="28"/>
-          <w:szCs w:val="28"/>
-        </w:rPr>
-        <w:t xml:space="preserve"> </w:t>
-      </w:r>
-      <w:r>
-        <w:rPr>
-          <w:sz w:val="28"/>
-          <w:szCs w:val="28"/>
-        </w:rPr>
-        <w:t xml:space="preserve">0 – виведення повідомлення </w:t>
-      </w:r>
-      <w:r>
-        <w:rPr>
-          <w:sz w:val="28"/>
-          <w:szCs w:val="28"/>
-        </w:rPr>
-        <w:t>“</w:t>
-      </w:r>
-      <w:r>
-        <w:rPr>
-          <w:sz w:val="28"/>
-          <w:szCs w:val="28"/>
-        </w:rPr>
-        <w:t xml:space="preserve">Кількість двійкових нулів в </w:t>
-      </w:r>
-      <w:r>
-        <w:rPr>
-          <w:sz w:val="28"/>
-          <w:szCs w:val="28"/>
-          <w:lang w:val="en-US"/>
-        </w:rPr>
-        <w:t>N</w:t>
-      </w:r>
-      <w:r>
-        <w:rPr>
-          <w:sz w:val="28"/>
-          <w:szCs w:val="28"/>
-        </w:rPr>
-        <w:t xml:space="preserve">:”, </w:t>
-      </w:r>
-      <w:r>
-        <w:rPr>
-          <w:sz w:val="28"/>
-          <w:szCs w:val="28"/>
-          <w:lang w:val="en-US"/>
-        </w:rPr>
-        <w:t>counter</w:t>
-      </w:r>
-      <w:r>
-        <w:rPr>
-          <w:sz w:val="28"/>
-          <w:szCs w:val="28"/>
-        </w:rPr>
-        <w:t>_0</w:t>
-      </w:r>
-      <w:r>
-        <w:rPr>
-          <w:sz w:val="28"/>
-          <w:szCs w:val="28"/>
-        </w:rPr>
-        <w:t xml:space="preserve">, </w:t>
-      </w:r>
-      <w:r>
-        <w:rPr>
-          <w:sz w:val="28"/>
-          <w:szCs w:val="28"/>
-        </w:rPr>
-        <w:t xml:space="preserve">інакше виведення повідомлення </w:t>
-      </w:r>
-      <w:r>
-        <w:rPr>
-          <w:sz w:val="28"/>
-          <w:szCs w:val="28"/>
-        </w:rPr>
-        <w:t>“</w:t>
-      </w:r>
-      <w:r>
-        <w:rPr>
-          <w:sz w:val="28"/>
-          <w:szCs w:val="28"/>
-        </w:rPr>
-        <w:t xml:space="preserve">Кількість двійкових одиниць в </w:t>
-      </w:r>
-      <w:r>
-        <w:rPr>
-          <w:sz w:val="28"/>
-          <w:szCs w:val="28"/>
-          <w:lang w:val="en-US"/>
-        </w:rPr>
-        <w:t>N</w:t>
-      </w:r>
-      <w:r>
-        <w:rPr>
-          <w:sz w:val="28"/>
-          <w:szCs w:val="28"/>
-        </w:rPr>
-        <w:t xml:space="preserve">:”, </w:t>
-      </w:r>
-      <w:r>
-        <w:rPr>
-          <w:sz w:val="28"/>
-          <w:szCs w:val="28"/>
-          <w:lang w:val="en-US"/>
-        </w:rPr>
-        <w:t>counter</w:t>
-      </w:r>
-      <w:r>
-        <w:rPr>
-          <w:sz w:val="28"/>
-          <w:szCs w:val="28"/>
-        </w:rPr>
-        <w:t>_1.</w:t>
+        <w:t>Якщо цей біт дорівнює 1, функція налаштовується на підрахунок одиниць.</w:t>
       </w:r>
     </w:p>
     <w:p>
@@ -5422,6 +5108,221 @@
           <w:sz w:val="28"/>
           <w:szCs w:val="28"/>
         </w:rPr>
+        <w:t>Якщо цей біт дорівнює 0, функція налаштовується на підрахунок нулів.</w:t>
+      </w:r>
+    </w:p>
+    <w:p>
+      <w:pPr>
+        <w:pStyle w:val="a4"/>
+        <w:numPr>
+          <w:ilvl w:val="0"/>
+          <w:numId w:val="29"/>
+        </w:numPr>
+        <w:spacing w:line="360" w:lineRule="auto"/>
+        <w:jc w:val="both"/>
+        <w:rPr>
+          <w:sz w:val="28"/>
+          <w:szCs w:val="28"/>
+        </w:rPr>
+      </w:pPr>
+      <w:r>
+        <w:rPr>
+          <w:sz w:val="28"/>
+          <w:szCs w:val="28"/>
+        </w:rPr>
+        <w:t>Якщо вхідне число N дорівнює 0, програма одразу перевіряє: чи треба рахувати нулі? Якщо так — результат 1, якщо ні — 0. Функція завершується.</w:t>
+      </w:r>
+    </w:p>
+    <w:p>
+      <w:pPr>
+        <w:pStyle w:val="a4"/>
+        <w:numPr>
+          <w:ilvl w:val="0"/>
+          <w:numId w:val="29"/>
+        </w:numPr>
+        <w:spacing w:line="360" w:lineRule="auto"/>
+        <w:jc w:val="both"/>
+        <w:rPr>
+          <w:sz w:val="28"/>
+          <w:szCs w:val="28"/>
+        </w:rPr>
+      </w:pPr>
+      <w:r>
+        <w:rPr>
+          <w:sz w:val="28"/>
+          <w:szCs w:val="28"/>
+        </w:rPr>
+        <w:t>Цикл обробки бітів (виконується, поки число більше нуля):</w:t>
+      </w:r>
+    </w:p>
+    <w:p>
+      <w:pPr>
+        <w:pStyle w:val="a4"/>
+        <w:numPr>
+          <w:ilvl w:val="0"/>
+          <w:numId w:val="30"/>
+        </w:numPr>
+        <w:spacing w:line="360" w:lineRule="auto"/>
+        <w:jc w:val="both"/>
+        <w:rPr>
+          <w:sz w:val="28"/>
+          <w:szCs w:val="28"/>
+        </w:rPr>
+      </w:pPr>
+      <w:r>
+        <w:rPr>
+          <w:sz w:val="28"/>
+          <w:szCs w:val="28"/>
+        </w:rPr>
+        <w:t>Виділяємо останній (наймолодший) біт числа (залишок від ділення на 2).</w:t>
+      </w:r>
+    </w:p>
+    <w:p>
+      <w:pPr>
+        <w:pStyle w:val="a4"/>
+        <w:numPr>
+          <w:ilvl w:val="0"/>
+          <w:numId w:val="30"/>
+        </w:numPr>
+        <w:spacing w:line="360" w:lineRule="auto"/>
+        <w:jc w:val="both"/>
+        <w:rPr>
+          <w:sz w:val="28"/>
+          <w:szCs w:val="28"/>
+        </w:rPr>
+      </w:pPr>
+      <w:r>
+        <w:rPr>
+          <w:sz w:val="28"/>
+          <w:szCs w:val="28"/>
+        </w:rPr>
+        <w:t>Порівнюємо цей біт із цільовим значенням (0 або 1), яке ми визначили на кроці 2.</w:t>
+      </w:r>
+    </w:p>
+    <w:p>
+      <w:pPr>
+        <w:pStyle w:val="a4"/>
+        <w:numPr>
+          <w:ilvl w:val="0"/>
+          <w:numId w:val="30"/>
+        </w:numPr>
+        <w:spacing w:line="360" w:lineRule="auto"/>
+        <w:jc w:val="both"/>
+        <w:rPr>
+          <w:sz w:val="28"/>
+          <w:szCs w:val="28"/>
+        </w:rPr>
+      </w:pPr>
+      <w:r>
+        <w:rPr>
+          <w:sz w:val="28"/>
+          <w:szCs w:val="28"/>
+        </w:rPr>
+        <w:t xml:space="preserve">За допомогою </w:t>
+      </w:r>
+      <w:proofErr w:type="spellStart"/>
+      <w:r>
+        <w:rPr>
+          <w:sz w:val="28"/>
+          <w:szCs w:val="28"/>
+        </w:rPr>
+        <w:t>тернарного</w:t>
+      </w:r>
+      <w:proofErr w:type="spellEnd"/>
+      <w:r>
+        <w:rPr>
+          <w:sz w:val="28"/>
+          <w:szCs w:val="28"/>
+        </w:rPr>
+        <w:t xml:space="preserve"> оператора додаємо до лічильника 1, якщо біт збігається з ціллю, або 0, якщо не збігається.</w:t>
+      </w:r>
+    </w:p>
+    <w:p>
+      <w:pPr>
+        <w:pStyle w:val="a4"/>
+        <w:numPr>
+          <w:ilvl w:val="0"/>
+          <w:numId w:val="30"/>
+        </w:numPr>
+        <w:spacing w:line="360" w:lineRule="auto"/>
+        <w:jc w:val="both"/>
+        <w:rPr>
+          <w:sz w:val="28"/>
+          <w:szCs w:val="28"/>
+        </w:rPr>
+      </w:pPr>
+      <w:r>
+        <w:rPr>
+          <w:sz w:val="28"/>
+          <w:szCs w:val="28"/>
+        </w:rPr>
+        <w:t>Відкидаємо останній оброблений біт, поділивши число на 2 (</w:t>
+      </w:r>
+      <w:proofErr w:type="spellStart"/>
+      <w:r>
+        <w:rPr>
+          <w:sz w:val="28"/>
+          <w:szCs w:val="28"/>
+        </w:rPr>
+        <w:t>цілочисельне</w:t>
+      </w:r>
+      <w:proofErr w:type="spellEnd"/>
+      <w:r>
+        <w:rPr>
+          <w:sz w:val="28"/>
+          <w:szCs w:val="28"/>
+        </w:rPr>
+        <w:t xml:space="preserve"> ділення).</w:t>
+      </w:r>
+    </w:p>
+    <w:p>
+      <w:pPr>
+        <w:pStyle w:val="a4"/>
+        <w:numPr>
+          <w:ilvl w:val="0"/>
+          <w:numId w:val="29"/>
+        </w:numPr>
+        <w:spacing w:line="360" w:lineRule="auto"/>
+        <w:jc w:val="both"/>
+        <w:rPr>
+          <w:sz w:val="28"/>
+          <w:szCs w:val="28"/>
+        </w:rPr>
+      </w:pPr>
+      <w:r>
+        <w:rPr>
+          <w:sz w:val="28"/>
+          <w:szCs w:val="28"/>
+        </w:rPr>
+        <w:t>Повернення результату</w:t>
+      </w:r>
+      <w:r>
+        <w:rPr>
+          <w:sz w:val="28"/>
+          <w:szCs w:val="28"/>
+        </w:rPr>
+        <w:t>.</w:t>
+      </w:r>
+    </w:p>
+    <w:p>
+      <w:pPr>
+        <w:pStyle w:val="a4"/>
+        <w:numPr>
+          <w:ilvl w:val="0"/>
+          <w:numId w:val="29"/>
+        </w:numPr>
+        <w:spacing w:line="360" w:lineRule="auto"/>
+        <w:jc w:val="both"/>
+        <w:rPr>
+          <w:sz w:val="28"/>
+          <w:szCs w:val="28"/>
+        </w:rPr>
+      </w:pPr>
+      <w:r>
+        <w:rPr>
+          <w:sz w:val="28"/>
+          <w:szCs w:val="28"/>
+        </w:rPr>
         <w:t>Кінець.</w:t>
       </w:r>
     </w:p>
@@ -5536,6 +5437,436 @@
       <w:r>
         <w:t>.</w:t>
       </w:r>
+    </w:p>
+    <w:p>
+      <w:pPr>
+        <w:pStyle w:val="a4"/>
+        <w:numPr>
+          <w:ilvl w:val="0"/>
+          <w:numId w:val="9"/>
+        </w:numPr>
+        <w:spacing w:line="360" w:lineRule="auto"/>
+        <w:jc w:val="both"/>
+        <w:rPr>
+          <w:sz w:val="28"/>
+          <w:szCs w:val="28"/>
+        </w:rPr>
+      </w:pPr>
+      <w:r>
+        <w:rPr>
+          <w:sz w:val="28"/>
+          <w:szCs w:val="28"/>
+        </w:rPr>
+        <w:t xml:space="preserve">В </w:t>
+      </w:r>
+      <w:proofErr w:type="spellStart"/>
+      <w:r>
+        <w:rPr>
+          <w:sz w:val="28"/>
+          <w:szCs w:val="28"/>
+        </w:rPr>
+        <w:t>Code</w:t>
+      </w:r>
+      <w:proofErr w:type="spellEnd"/>
+      <w:r>
+        <w:rPr>
+          <w:sz w:val="28"/>
+          <w:szCs w:val="28"/>
+        </w:rPr>
+        <w:t>::</w:t>
+      </w:r>
+      <w:proofErr w:type="spellStart"/>
+      <w:r>
+        <w:rPr>
+          <w:sz w:val="28"/>
+          <w:szCs w:val="28"/>
+        </w:rPr>
+        <w:t>Blocks</w:t>
+      </w:r>
+      <w:proofErr w:type="spellEnd"/>
+      <w:r>
+        <w:rPr>
+          <w:sz w:val="28"/>
+          <w:szCs w:val="28"/>
+        </w:rPr>
+        <w:t xml:space="preserve"> IDE відкр</w:t>
+      </w:r>
+      <w:r>
+        <w:rPr>
+          <w:sz w:val="28"/>
+          <w:szCs w:val="28"/>
+        </w:rPr>
+        <w:t>иваємо</w:t>
+      </w:r>
+      <w:r>
+        <w:rPr>
+          <w:sz w:val="28"/>
+          <w:szCs w:val="28"/>
+        </w:rPr>
+        <w:t xml:space="preserve"> </w:t>
+      </w:r>
+      <w:proofErr w:type="spellStart"/>
+      <w:r>
+        <w:rPr>
+          <w:sz w:val="28"/>
+          <w:szCs w:val="28"/>
+        </w:rPr>
+        <w:t>про</w:t>
+      </w:r>
+      <w:r>
+        <w:rPr>
+          <w:sz w:val="28"/>
+          <w:szCs w:val="28"/>
+        </w:rPr>
+        <w:t>є</w:t>
+      </w:r>
+      <w:r>
+        <w:rPr>
+          <w:sz w:val="28"/>
+          <w:szCs w:val="28"/>
+        </w:rPr>
+        <w:t>кт</w:t>
+      </w:r>
+      <w:proofErr w:type="spellEnd"/>
+      <w:r>
+        <w:rPr>
+          <w:sz w:val="28"/>
+          <w:szCs w:val="28"/>
+        </w:rPr>
+        <w:t xml:space="preserve"> статичної бібліотеки</w:t>
+      </w:r>
+      <w:r>
+        <w:rPr>
+          <w:sz w:val="28"/>
+          <w:szCs w:val="28"/>
+        </w:rPr>
+        <w:t xml:space="preserve"> </w:t>
+      </w:r>
+      <w:proofErr w:type="spellStart"/>
+      <w:r>
+        <w:rPr>
+          <w:sz w:val="28"/>
+          <w:szCs w:val="28"/>
+        </w:rPr>
+        <w:t>ModulesПрізвище</w:t>
+      </w:r>
+      <w:proofErr w:type="spellEnd"/>
+      <w:r>
+        <w:rPr>
+          <w:sz w:val="28"/>
+          <w:szCs w:val="28"/>
+        </w:rPr>
+        <w:t xml:space="preserve"> з \Lab8\</w:t>
+      </w:r>
+      <w:proofErr w:type="spellStart"/>
+      <w:r>
+        <w:rPr>
+          <w:sz w:val="28"/>
+          <w:szCs w:val="28"/>
+        </w:rPr>
+        <w:t>prj</w:t>
+      </w:r>
+      <w:proofErr w:type="spellEnd"/>
+      <w:r>
+        <w:rPr>
+          <w:sz w:val="28"/>
+          <w:szCs w:val="28"/>
+        </w:rPr>
+        <w:t>, створений під час виконання</w:t>
+      </w:r>
+      <w:r>
+        <w:rPr>
+          <w:sz w:val="28"/>
+          <w:szCs w:val="28"/>
+        </w:rPr>
+        <w:t xml:space="preserve"> </w:t>
+      </w:r>
+      <w:r>
+        <w:rPr>
+          <w:sz w:val="28"/>
+          <w:szCs w:val="28"/>
+        </w:rPr>
+        <w:t>лабораторної роботи № 8.</w:t>
+      </w:r>
+    </w:p>
+    <w:p>
+      <w:pPr>
+        <w:pStyle w:val="a4"/>
+        <w:numPr>
+          <w:ilvl w:val="0"/>
+          <w:numId w:val="9"/>
+        </w:numPr>
+        <w:spacing w:line="360" w:lineRule="auto"/>
+        <w:jc w:val="both"/>
+        <w:rPr>
+          <w:sz w:val="28"/>
+          <w:szCs w:val="28"/>
+        </w:rPr>
+      </w:pPr>
+      <w:r>
+        <w:rPr>
+          <w:sz w:val="28"/>
+          <w:szCs w:val="28"/>
+        </w:rPr>
+        <w:t>За отриманими під час проектування програмних модулів артефактами викон</w:t>
+      </w:r>
+      <w:r>
+        <w:rPr>
+          <w:sz w:val="28"/>
+          <w:szCs w:val="28"/>
+        </w:rPr>
+        <w:t>уємо</w:t>
+      </w:r>
+      <w:r>
+        <w:rPr>
+          <w:sz w:val="28"/>
+          <w:szCs w:val="28"/>
+        </w:rPr>
+        <w:t xml:space="preserve"> конструювання функцій: мовою програмування</w:t>
+      </w:r>
+      <w:r>
+        <w:rPr>
+          <w:sz w:val="28"/>
+          <w:szCs w:val="28"/>
+        </w:rPr>
+        <w:t xml:space="preserve"> </w:t>
+      </w:r>
+      <w:r>
+        <w:rPr>
+          <w:sz w:val="28"/>
+          <w:szCs w:val="28"/>
+        </w:rPr>
+        <w:t>С++ реаліз</w:t>
+      </w:r>
+      <w:r>
+        <w:rPr>
+          <w:sz w:val="28"/>
+          <w:szCs w:val="28"/>
+        </w:rPr>
+        <w:t>овуємо</w:t>
+      </w:r>
+      <w:r>
+        <w:rPr>
+          <w:sz w:val="28"/>
+          <w:szCs w:val="28"/>
+        </w:rPr>
+        <w:t xml:space="preserve"> функції, які за наданим інтерфейсом</w:t>
+      </w:r>
+      <w:r>
+        <w:rPr>
+          <w:sz w:val="28"/>
+          <w:szCs w:val="28"/>
+        </w:rPr>
+        <w:t xml:space="preserve"> </w:t>
+      </w:r>
+      <w:r>
+        <w:rPr>
+          <w:sz w:val="28"/>
+          <w:szCs w:val="28"/>
+        </w:rPr>
+        <w:t>реалізовують розв’язування задач 9.1, 9.2 та 9.3 відповідно</w:t>
+      </w:r>
+      <w:r>
+        <w:rPr>
+          <w:sz w:val="28"/>
+          <w:szCs w:val="28"/>
+        </w:rPr>
+        <w:t>.</w:t>
+      </w:r>
+    </w:p>
+    <w:p>
+      <w:pPr>
+        <w:pStyle w:val="a4"/>
+        <w:numPr>
+          <w:ilvl w:val="0"/>
+          <w:numId w:val="9"/>
+        </w:numPr>
+        <w:spacing w:line="360" w:lineRule="auto"/>
+        <w:jc w:val="both"/>
+        <w:rPr>
+          <w:sz w:val="32"/>
+          <w:szCs w:val="32"/>
+        </w:rPr>
+      </w:pPr>
+      <w:r>
+        <w:rPr>
+          <w:sz w:val="28"/>
+          <w:szCs w:val="28"/>
+        </w:rPr>
+        <w:t>К</w:t>
+      </w:r>
+      <w:r>
+        <w:rPr>
+          <w:sz w:val="28"/>
+          <w:szCs w:val="28"/>
+        </w:rPr>
+        <w:t>омпілю</w:t>
+      </w:r>
+      <w:r>
+        <w:rPr>
+          <w:sz w:val="28"/>
+          <w:szCs w:val="28"/>
+        </w:rPr>
+        <w:t>ємо</w:t>
+      </w:r>
+      <w:r>
+        <w:rPr>
+          <w:sz w:val="28"/>
+          <w:szCs w:val="28"/>
+        </w:rPr>
+        <w:t xml:space="preserve"> </w:t>
+      </w:r>
+      <w:proofErr w:type="spellStart"/>
+      <w:r>
+        <w:rPr>
+          <w:sz w:val="28"/>
+          <w:szCs w:val="28"/>
+        </w:rPr>
+        <w:t>про</w:t>
+      </w:r>
+      <w:r>
+        <w:rPr>
+          <w:sz w:val="28"/>
+          <w:szCs w:val="28"/>
+        </w:rPr>
+        <w:t>є</w:t>
+      </w:r>
+      <w:r>
+        <w:rPr>
+          <w:sz w:val="28"/>
+          <w:szCs w:val="28"/>
+        </w:rPr>
+        <w:t>кт</w:t>
+      </w:r>
+      <w:proofErr w:type="spellEnd"/>
+      <w:r>
+        <w:rPr>
+          <w:sz w:val="28"/>
+          <w:szCs w:val="28"/>
+        </w:rPr>
+        <w:t xml:space="preserve"> статичної бібліотеки </w:t>
+      </w:r>
+      <w:proofErr w:type="spellStart"/>
+      <w:r>
+        <w:rPr>
+          <w:sz w:val="28"/>
+          <w:szCs w:val="28"/>
+        </w:rPr>
+        <w:t>ModulesПрізвище</w:t>
+      </w:r>
+      <w:proofErr w:type="spellEnd"/>
+      <w:r>
+        <w:rPr>
+          <w:sz w:val="28"/>
+          <w:szCs w:val="28"/>
+        </w:rPr>
+        <w:t xml:space="preserve">. </w:t>
+      </w:r>
+    </w:p>
+    <w:p>
+      <w:pPr>
+        <w:pStyle w:val="a4"/>
+        <w:numPr>
+          <w:ilvl w:val="0"/>
+          <w:numId w:val="9"/>
+        </w:numPr>
+        <w:spacing w:line="360" w:lineRule="auto"/>
+        <w:jc w:val="both"/>
+        <w:rPr>
+          <w:sz w:val="32"/>
+          <w:szCs w:val="32"/>
+        </w:rPr>
+      </w:pPr>
+      <w:r>
+        <w:rPr>
+          <w:sz w:val="28"/>
+          <w:szCs w:val="28"/>
+        </w:rPr>
+        <w:lastRenderedPageBreak/>
+        <w:t xml:space="preserve"> </w:t>
+      </w:r>
+      <w:r>
+        <w:rPr>
+          <w:sz w:val="28"/>
+          <w:szCs w:val="28"/>
+        </w:rPr>
+        <w:t>Відкри</w:t>
+      </w:r>
+      <w:r>
+        <w:rPr>
+          <w:sz w:val="28"/>
+          <w:szCs w:val="28"/>
+        </w:rPr>
+        <w:t>ваємо</w:t>
+      </w:r>
+      <w:r>
+        <w:rPr>
+          <w:sz w:val="28"/>
+          <w:szCs w:val="28"/>
+        </w:rPr>
+        <w:t xml:space="preserve"> проект заголовкового файлу </w:t>
+      </w:r>
+      <w:proofErr w:type="spellStart"/>
+      <w:r>
+        <w:rPr>
+          <w:sz w:val="28"/>
+          <w:szCs w:val="28"/>
+        </w:rPr>
+        <w:t>ModulesПрізвище</w:t>
+      </w:r>
+      <w:proofErr w:type="spellEnd"/>
+      <w:r>
+        <w:rPr>
+          <w:sz w:val="28"/>
+          <w:szCs w:val="28"/>
+        </w:rPr>
+        <w:t xml:space="preserve"> із \Lab8\</w:t>
+      </w:r>
+      <w:proofErr w:type="spellStart"/>
+      <w:r>
+        <w:rPr>
+          <w:sz w:val="28"/>
+          <w:szCs w:val="28"/>
+        </w:rPr>
+        <w:t>prj</w:t>
+      </w:r>
+      <w:proofErr w:type="spellEnd"/>
+      <w:r>
+        <w:rPr>
+          <w:sz w:val="28"/>
+          <w:szCs w:val="28"/>
+        </w:rPr>
+        <w:t>, створений під час виконання лабораторної роботи № 8, та доповн</w:t>
+      </w:r>
+      <w:r>
+        <w:rPr>
+          <w:sz w:val="28"/>
+          <w:szCs w:val="28"/>
+        </w:rPr>
+        <w:t>юємо</w:t>
+      </w:r>
+      <w:r>
+        <w:rPr>
+          <w:sz w:val="28"/>
+          <w:szCs w:val="28"/>
+        </w:rPr>
+        <w:t xml:space="preserve"> його прототипами (заголовками) функцій розв’язування задач 9.1–9.3.</w:t>
+      </w:r>
+    </w:p>
+    <w:p>
+      <w:pPr>
+        <w:pStyle w:val="a4"/>
+        <w:numPr>
+          <w:ilvl w:val="0"/>
+          <w:numId w:val="9"/>
+        </w:numPr>
+        <w:spacing w:line="360" w:lineRule="auto"/>
+        <w:jc w:val="both"/>
+        <w:rPr>
+          <w:sz w:val="32"/>
+          <w:szCs w:val="32"/>
+        </w:rPr>
+      </w:pPr>
     </w:p>
     <w:p>
       <w:pPr>
@@ -13619,7 +13950,7 @@
               <w:sz w:val="16"/>
               <w:szCs w:val="16"/>
             </w:rPr>
-            <w:t>22:06:44</w:t>
+            <w:t>22:22:43</w:t>
           </w:r>
           <w:r>
             <w:rPr>
@@ -13983,7 +14314,7 @@
               <w:sz w:val="16"/>
               <w:szCs w:val="16"/>
             </w:rPr>
-            <w:t>22:06:44</w:t>
+            <w:t>22:22:43</w:t>
           </w:r>
           <w:r>
             <w:rPr>
@@ -14277,16 +14608,7 @@
               <w:sz w:val="16"/>
               <w:szCs w:val="16"/>
             </w:rPr>
-            <w:instrText xml:space="preserve"> DAT</w:instrText>
-          </w:r>
-          <w:r>
-            <w:rPr>
-              <w:rStyle w:val="ad"/>
-              <w:rFonts w:ascii="Consolas" w:hAnsi="Consolas" w:cs="Arial"/>
-              <w:sz w:val="16"/>
-              <w:szCs w:val="16"/>
-            </w:rPr>
-            <w:instrText xml:space="preserve">E \@ "dd.MM.yyyy" </w:instrText>
+            <w:instrText xml:space="preserve"> DATE \@ "dd.MM.yyyy" </w:instrText>
           </w:r>
           <w:r>
             <w:rPr>
@@ -14360,7 +14682,7 @@
               <w:sz w:val="16"/>
               <w:szCs w:val="16"/>
             </w:rPr>
-            <w:t>22:11:16</w:t>
+            <w:t>22:22:43</w:t>
           </w:r>
           <w:r>
             <w:rPr>
@@ -14555,16 +14877,7 @@
               <w:sz w:val="16"/>
               <w:szCs w:val="16"/>
             </w:rPr>
-            <w:instrText xml:space="preserve"> DAT</w:instrText>
-          </w:r>
-          <w:r>
-            <w:rPr>
-              <w:rStyle w:val="ad"/>
-              <w:rFonts w:ascii="Consolas" w:hAnsi="Consolas" w:cs="Arial"/>
-              <w:sz w:val="16"/>
-              <w:szCs w:val="16"/>
-            </w:rPr>
-            <w:instrText xml:space="preserve">E \@ "dd.MM.yyyy" </w:instrText>
+            <w:instrText xml:space="preserve"> DATE \@ "dd.MM.yyyy" </w:instrText>
           </w:r>
           <w:r>
             <w:rPr>
@@ -14638,7 +14951,7 @@
               <w:sz w:val="16"/>
               <w:szCs w:val="16"/>
             </w:rPr>
-            <w:t>22:11:16</w:t>
+            <w:t>22:22:43</w:t>
           </w:r>
           <w:r>
             <w:rPr>
@@ -14835,16 +15148,7 @@
               <w:sz w:val="16"/>
               <w:szCs w:val="16"/>
             </w:rPr>
-            <w:instrText xml:space="preserve"> DAT</w:instrText>
-          </w:r>
-          <w:r>
-            <w:rPr>
-              <w:rStyle w:val="ad"/>
-              <w:rFonts w:ascii="Consolas" w:hAnsi="Consolas" w:cs="Arial"/>
-              <w:sz w:val="16"/>
-              <w:szCs w:val="16"/>
-            </w:rPr>
-            <w:instrText xml:space="preserve">E \@ "dd.MM.yyyy" </w:instrText>
+            <w:instrText xml:space="preserve"> DATE \@ "dd.MM.yyyy" </w:instrText>
           </w:r>
           <w:r>
             <w:rPr>
@@ -14918,7 +15222,7 @@
               <w:sz w:val="16"/>
               <w:szCs w:val="16"/>
             </w:rPr>
-            <w:t>22:12:55</w:t>
+            <w:t>22:22:43</w:t>
           </w:r>
           <w:r>
             <w:rPr>
@@ -15113,16 +15417,7 @@
               <w:sz w:val="16"/>
               <w:szCs w:val="16"/>
             </w:rPr>
-            <w:instrText xml:space="preserve"> DAT</w:instrText>
-          </w:r>
-          <w:r>
-            <w:rPr>
-              <w:rStyle w:val="ad"/>
-              <w:rFonts w:ascii="Consolas" w:hAnsi="Consolas" w:cs="Arial"/>
-              <w:sz w:val="16"/>
-              <w:szCs w:val="16"/>
-            </w:rPr>
-            <w:instrText xml:space="preserve">E \@ "dd.MM.yyyy" </w:instrText>
+            <w:instrText xml:space="preserve"> DATE \@ "dd.MM.yyyy" </w:instrText>
           </w:r>
           <w:r>
             <w:rPr>
@@ -15196,7 +15491,7 @@
               <w:sz w:val="16"/>
               <w:szCs w:val="16"/>
             </w:rPr>
-            <w:t>22:12:55</w:t>
+            <w:t>22:22:43</w:t>
           </w:r>
           <w:r>
             <w:rPr>
@@ -16027,17 +16322,7 @@
                               <w:szCs w:val="20"/>
                               <w:lang w:val="en-US"/>
                             </w:rPr>
-                            <w:instrText xml:space="preserve"> DA</w:instrText>
-                          </w:r>
-                          <w:r>
-                            <w:rPr>
-                              <w:rFonts w:ascii="Courier New" w:hAnsi="Courier New" w:cs="Courier New"/>
-                              <w:color w:val="333333"/>
-                              <w:sz w:val="20"/>
-                              <w:szCs w:val="20"/>
-                              <w:lang w:val="en-US"/>
-                            </w:rPr>
-                            <w:instrText xml:space="preserve">TE \@ "M/d/yyyy" </w:instrText>
+                            <w:instrText xml:space="preserve"> DATE \@ "M/d/yyyy" </w:instrText>
                           </w:r>
                           <w:r>
                             <w:rPr>
@@ -16233,17 +16518,7 @@
                         <w:szCs w:val="20"/>
                         <w:lang w:val="en-US"/>
                       </w:rPr>
-                      <w:instrText xml:space="preserve"> DA</w:instrText>
-                    </w:r>
-                    <w:r>
-                      <w:rPr>
-                        <w:rFonts w:ascii="Courier New" w:hAnsi="Courier New" w:cs="Courier New"/>
-                        <w:color w:val="333333"/>
-                        <w:sz w:val="20"/>
-                        <w:szCs w:val="20"/>
-                        <w:lang w:val="en-US"/>
-                      </w:rPr>
-                      <w:instrText xml:space="preserve">TE \@ "M/d/yyyy" </w:instrText>
+                      <w:instrText xml:space="preserve"> DATE \@ "M/d/yyyy" </w:instrText>
                     </w:r>
                     <w:r>
                       <w:rPr>
@@ -16497,17 +16772,7 @@
                               <w:szCs w:val="20"/>
                               <w:lang w:val="en-US"/>
                             </w:rPr>
-                            <w:instrText xml:space="preserve"> DA</w:instrText>
-                          </w:r>
-                          <w:r>
-                            <w:rPr>
-                              <w:rFonts w:ascii="Courier New" w:hAnsi="Courier New" w:cs="Courier New"/>
-                              <w:color w:val="333333"/>
-                              <w:sz w:val="20"/>
-                              <w:szCs w:val="20"/>
-                              <w:lang w:val="en-US"/>
-                            </w:rPr>
-                            <w:instrText xml:space="preserve">TE \@ "M/d/yyyy" </w:instrText>
+                            <w:instrText xml:space="preserve"> DATE \@ "M/d/yyyy" </w:instrText>
                           </w:r>
                           <w:r>
                             <w:rPr>
@@ -16703,17 +16968,7 @@
                         <w:szCs w:val="20"/>
                         <w:lang w:val="en-US"/>
                       </w:rPr>
-                      <w:instrText xml:space="preserve"> DA</w:instrText>
-                    </w:r>
-                    <w:r>
-                      <w:rPr>
-                        <w:rFonts w:ascii="Courier New" w:hAnsi="Courier New" w:cs="Courier New"/>
-                        <w:color w:val="333333"/>
-                        <w:sz w:val="20"/>
-                        <w:szCs w:val="20"/>
-                        <w:lang w:val="en-US"/>
-                      </w:rPr>
-                      <w:instrText xml:space="preserve">TE \@ "M/d/yyyy" </w:instrText>
+                      <w:instrText xml:space="preserve"> DATE \@ "M/d/yyyy" </w:instrText>
                     </w:r>
                     <w:r>
                       <w:rPr>
@@ -17433,6 +17688,118 @@
     </w:lvl>
   </w:abstractNum>
   <w:abstractNum w:abstractNumId="7" w15:restartNumberingAfterBreak="0">
+    <w:nsid w:val="17E2005F"/>
+    <w:multiLevelType w:val="hybridMultilevel"/>
+    <w:tmpl w:val="F994291C"/>
+    <w:lvl w:ilvl="0" w:tplc="F2D8E38E">
+      <w:numFmt w:val="bullet"/>
+      <w:lvlText w:val="–"/>
+      <w:lvlJc w:val="left"/>
+      <w:pPr>
+        <w:ind w:left="2149" w:hanging="360"/>
+      </w:pPr>
+      <w:rPr>
+        <w:rFonts w:ascii="Times New Roman" w:eastAsia="Times New Roman" w:hAnsi="Times New Roman" w:cs="Times New Roman" w:hint="default"/>
+      </w:rPr>
+    </w:lvl>
+    <w:lvl w:ilvl="1" w:tplc="04220003" w:tentative="1">
+      <w:start w:val="1"/>
+      <w:numFmt w:val="bullet"/>
+      <w:lvlText w:val="o"/>
+      <w:lvlJc w:val="left"/>
+      <w:pPr>
+        <w:ind w:left="2869" w:hanging="360"/>
+      </w:pPr>
+      <w:rPr>
+        <w:rFonts w:ascii="Courier New" w:hAnsi="Courier New" w:cs="Courier New" w:hint="default"/>
+      </w:rPr>
+    </w:lvl>
+    <w:lvl w:ilvl="2" w:tplc="04220005" w:tentative="1">
+      <w:start w:val="1"/>
+      <w:numFmt w:val="bullet"/>
+      <w:lvlText w:val=""/>
+      <w:lvlJc w:val="left"/>
+      <w:pPr>
+        <w:ind w:left="3589" w:hanging="360"/>
+      </w:pPr>
+      <w:rPr>
+        <w:rFonts w:ascii="Wingdings" w:hAnsi="Wingdings" w:hint="default"/>
+      </w:rPr>
+    </w:lvl>
+    <w:lvl w:ilvl="3" w:tplc="04220001" w:tentative="1">
+      <w:start w:val="1"/>
+      <w:numFmt w:val="bullet"/>
+      <w:lvlText w:val=""/>
+      <w:lvlJc w:val="left"/>
+      <w:pPr>
+        <w:ind w:left="4309" w:hanging="360"/>
+      </w:pPr>
+      <w:rPr>
+        <w:rFonts w:ascii="Symbol" w:hAnsi="Symbol" w:hint="default"/>
+      </w:rPr>
+    </w:lvl>
+    <w:lvl w:ilvl="4" w:tplc="04220003" w:tentative="1">
+      <w:start w:val="1"/>
+      <w:numFmt w:val="bullet"/>
+      <w:lvlText w:val="o"/>
+      <w:lvlJc w:val="left"/>
+      <w:pPr>
+        <w:ind w:left="5029" w:hanging="360"/>
+      </w:pPr>
+      <w:rPr>
+        <w:rFonts w:ascii="Courier New" w:hAnsi="Courier New" w:cs="Courier New" w:hint="default"/>
+      </w:rPr>
+    </w:lvl>
+    <w:lvl w:ilvl="5" w:tplc="04220005" w:tentative="1">
+      <w:start w:val="1"/>
+      <w:numFmt w:val="bullet"/>
+      <w:lvlText w:val=""/>
+      <w:lvlJc w:val="left"/>
+      <w:pPr>
+        <w:ind w:left="5749" w:hanging="360"/>
+      </w:pPr>
+      <w:rPr>
+        <w:rFonts w:ascii="Wingdings" w:hAnsi="Wingdings" w:hint="default"/>
+      </w:rPr>
+    </w:lvl>
+    <w:lvl w:ilvl="6" w:tplc="04220001" w:tentative="1">
+      <w:start w:val="1"/>
+      <w:numFmt w:val="bullet"/>
+      <w:lvlText w:val=""/>
+      <w:lvlJc w:val="left"/>
+      <w:pPr>
+        <w:ind w:left="6469" w:hanging="360"/>
+      </w:pPr>
+      <w:rPr>
+        <w:rFonts w:ascii="Symbol" w:hAnsi="Symbol" w:hint="default"/>
+      </w:rPr>
+    </w:lvl>
+    <w:lvl w:ilvl="7" w:tplc="04220003" w:tentative="1">
+      <w:start w:val="1"/>
+      <w:numFmt w:val="bullet"/>
+      <w:lvlText w:val="o"/>
+      <w:lvlJc w:val="left"/>
+      <w:pPr>
+        <w:ind w:left="7189" w:hanging="360"/>
+      </w:pPr>
+      <w:rPr>
+        <w:rFonts w:ascii="Courier New" w:hAnsi="Courier New" w:cs="Courier New" w:hint="default"/>
+      </w:rPr>
+    </w:lvl>
+    <w:lvl w:ilvl="8" w:tplc="04220005" w:tentative="1">
+      <w:start w:val="1"/>
+      <w:numFmt w:val="bullet"/>
+      <w:lvlText w:val=""/>
+      <w:lvlJc w:val="left"/>
+      <w:pPr>
+        <w:ind w:left="7909" w:hanging="360"/>
+      </w:pPr>
+      <w:rPr>
+        <w:rFonts w:ascii="Wingdings" w:hAnsi="Wingdings" w:hint="default"/>
+      </w:rPr>
+    </w:lvl>
+  </w:abstractNum>
+  <w:abstractNum w:abstractNumId="8" w15:restartNumberingAfterBreak="0">
     <w:nsid w:val="1C3D0C8B"/>
     <w:multiLevelType w:val="hybridMultilevel"/>
     <w:tmpl w:val="A7D40EE8"/>
@@ -17521,7 +17888,7 @@
       </w:pPr>
     </w:lvl>
   </w:abstractNum>
-  <w:abstractNum w:abstractNumId="8" w15:restartNumberingAfterBreak="0">
+  <w:abstractNum w:abstractNumId="9" w15:restartNumberingAfterBreak="0">
     <w:nsid w:val="1D9A461D"/>
     <w:multiLevelType w:val="hybridMultilevel"/>
     <w:tmpl w:val="B7525338"/>
@@ -17614,7 +17981,7 @@
       </w:pPr>
     </w:lvl>
   </w:abstractNum>
-  <w:abstractNum w:abstractNumId="9" w15:restartNumberingAfterBreak="0">
+  <w:abstractNum w:abstractNumId="10" w15:restartNumberingAfterBreak="0">
     <w:nsid w:val="211009CA"/>
     <w:multiLevelType w:val="hybridMultilevel"/>
     <w:tmpl w:val="3AB8F71E"/>
@@ -17726,7 +18093,7 @@
       </w:rPr>
     </w:lvl>
   </w:abstractNum>
-  <w:abstractNum w:abstractNumId="10" w15:restartNumberingAfterBreak="0">
+  <w:abstractNum w:abstractNumId="11" w15:restartNumberingAfterBreak="0">
     <w:nsid w:val="24A46C9E"/>
     <w:multiLevelType w:val="hybridMultilevel"/>
     <w:tmpl w:val="6E5E807A"/>
@@ -17815,7 +18182,7 @@
       </w:pPr>
     </w:lvl>
   </w:abstractNum>
-  <w:abstractNum w:abstractNumId="11" w15:restartNumberingAfterBreak="0">
+  <w:abstractNum w:abstractNumId="12" w15:restartNumberingAfterBreak="0">
     <w:nsid w:val="25031371"/>
     <w:multiLevelType w:val="hybridMultilevel"/>
     <w:tmpl w:val="4E0A2EF2"/>
@@ -17928,7 +18295,7 @@
       </w:rPr>
     </w:lvl>
   </w:abstractNum>
-  <w:abstractNum w:abstractNumId="12" w15:restartNumberingAfterBreak="0">
+  <w:abstractNum w:abstractNumId="13" w15:restartNumberingAfterBreak="0">
     <w:nsid w:val="29EE4FB2"/>
     <w:multiLevelType w:val="hybridMultilevel"/>
     <w:tmpl w:val="43D6C270"/>
@@ -18017,7 +18384,7 @@
       </w:pPr>
     </w:lvl>
   </w:abstractNum>
-  <w:abstractNum w:abstractNumId="13" w15:restartNumberingAfterBreak="0">
+  <w:abstractNum w:abstractNumId="14" w15:restartNumberingAfterBreak="0">
     <w:nsid w:val="2C7A74D2"/>
     <w:multiLevelType w:val="hybridMultilevel"/>
     <w:tmpl w:val="57E08F22"/>
@@ -18106,7 +18473,7 @@
       </w:pPr>
     </w:lvl>
   </w:abstractNum>
-  <w:abstractNum w:abstractNumId="14" w15:restartNumberingAfterBreak="0">
+  <w:abstractNum w:abstractNumId="15" w15:restartNumberingAfterBreak="0">
     <w:nsid w:val="314D12B4"/>
     <w:multiLevelType w:val="hybridMultilevel"/>
     <w:tmpl w:val="4C500A9C"/>
@@ -18195,7 +18562,7 @@
       </w:pPr>
     </w:lvl>
   </w:abstractNum>
-  <w:abstractNum w:abstractNumId="15" w15:restartNumberingAfterBreak="0">
+  <w:abstractNum w:abstractNumId="16" w15:restartNumberingAfterBreak="0">
     <w:nsid w:val="3CE84479"/>
     <w:multiLevelType w:val="hybridMultilevel"/>
     <w:tmpl w:val="43D6C270"/>
@@ -18284,7 +18651,7 @@
       </w:pPr>
     </w:lvl>
   </w:abstractNum>
-  <w:abstractNum w:abstractNumId="16" w15:restartNumberingAfterBreak="0">
+  <w:abstractNum w:abstractNumId="17" w15:restartNumberingAfterBreak="0">
     <w:nsid w:val="3D117DBA"/>
     <w:multiLevelType w:val="hybridMultilevel"/>
     <w:tmpl w:val="BD0CE5D4"/>
@@ -18373,7 +18740,7 @@
       </w:pPr>
     </w:lvl>
   </w:abstractNum>
-  <w:abstractNum w:abstractNumId="17" w15:restartNumberingAfterBreak="0">
+  <w:abstractNum w:abstractNumId="18" w15:restartNumberingAfterBreak="0">
     <w:nsid w:val="46311391"/>
     <w:multiLevelType w:val="hybridMultilevel"/>
     <w:tmpl w:val="9056BFB6"/>
@@ -18486,7 +18853,7 @@
       </w:rPr>
     </w:lvl>
   </w:abstractNum>
-  <w:abstractNum w:abstractNumId="18" w15:restartNumberingAfterBreak="0">
+  <w:abstractNum w:abstractNumId="19" w15:restartNumberingAfterBreak="0">
     <w:nsid w:val="4BC17B73"/>
     <w:multiLevelType w:val="hybridMultilevel"/>
     <w:tmpl w:val="5C50FC64"/>
@@ -18575,7 +18942,7 @@
       </w:pPr>
     </w:lvl>
   </w:abstractNum>
-  <w:abstractNum w:abstractNumId="19" w15:restartNumberingAfterBreak="0">
+  <w:abstractNum w:abstractNumId="20" w15:restartNumberingAfterBreak="0">
     <w:nsid w:val="52BE0C98"/>
     <w:multiLevelType w:val="hybridMultilevel"/>
     <w:tmpl w:val="A23E8B72"/>
@@ -18688,7 +19055,7 @@
       </w:rPr>
     </w:lvl>
   </w:abstractNum>
-  <w:abstractNum w:abstractNumId="20" w15:restartNumberingAfterBreak="0">
+  <w:abstractNum w:abstractNumId="21" w15:restartNumberingAfterBreak="0">
     <w:nsid w:val="55C36F11"/>
     <w:multiLevelType w:val="hybridMultilevel"/>
     <w:tmpl w:val="98F0AD72"/>
@@ -18777,7 +19144,7 @@
       </w:pPr>
     </w:lvl>
   </w:abstractNum>
-  <w:abstractNum w:abstractNumId="21" w15:restartNumberingAfterBreak="0">
+  <w:abstractNum w:abstractNumId="22" w15:restartNumberingAfterBreak="0">
     <w:nsid w:val="57F360A8"/>
     <w:multiLevelType w:val="hybridMultilevel"/>
     <w:tmpl w:val="4C500A9C"/>
@@ -18866,7 +19233,7 @@
       </w:pPr>
     </w:lvl>
   </w:abstractNum>
-  <w:abstractNum w:abstractNumId="22" w15:restartNumberingAfterBreak="0">
+  <w:abstractNum w:abstractNumId="23" w15:restartNumberingAfterBreak="0">
     <w:nsid w:val="60D17C5A"/>
     <w:multiLevelType w:val="hybridMultilevel"/>
     <w:tmpl w:val="A9B4E6FE"/>
@@ -18979,7 +19346,7 @@
       </w:rPr>
     </w:lvl>
   </w:abstractNum>
-  <w:abstractNum w:abstractNumId="23" w15:restartNumberingAfterBreak="0">
+  <w:abstractNum w:abstractNumId="24" w15:restartNumberingAfterBreak="0">
     <w:nsid w:val="6329736B"/>
     <w:multiLevelType w:val="hybridMultilevel"/>
     <w:tmpl w:val="EB689ECC"/>
@@ -19068,7 +19435,7 @@
       </w:pPr>
     </w:lvl>
   </w:abstractNum>
-  <w:abstractNum w:abstractNumId="24" w15:restartNumberingAfterBreak="0">
+  <w:abstractNum w:abstractNumId="25" w15:restartNumberingAfterBreak="0">
     <w:nsid w:val="6F0B57DE"/>
     <w:multiLevelType w:val="hybridMultilevel"/>
     <w:tmpl w:val="5B72A446"/>
@@ -19181,7 +19548,7 @@
       </w:rPr>
     </w:lvl>
   </w:abstractNum>
-  <w:abstractNum w:abstractNumId="25" w15:restartNumberingAfterBreak="0">
+  <w:abstractNum w:abstractNumId="26" w15:restartNumberingAfterBreak="0">
     <w:nsid w:val="75EF33AA"/>
     <w:multiLevelType w:val="hybridMultilevel"/>
     <w:tmpl w:val="FC063D86"/>
@@ -19270,7 +19637,7 @@
       </w:pPr>
     </w:lvl>
   </w:abstractNum>
-  <w:abstractNum w:abstractNumId="26" w15:restartNumberingAfterBreak="0">
+  <w:abstractNum w:abstractNumId="27" w15:restartNumberingAfterBreak="0">
     <w:nsid w:val="78B50FE5"/>
     <w:multiLevelType w:val="hybridMultilevel"/>
     <w:tmpl w:val="A01AB09C"/>
@@ -19359,7 +19726,7 @@
       </w:pPr>
     </w:lvl>
   </w:abstractNum>
-  <w:abstractNum w:abstractNumId="27" w15:restartNumberingAfterBreak="0">
+  <w:abstractNum w:abstractNumId="28" w15:restartNumberingAfterBreak="0">
     <w:nsid w:val="78DB4A46"/>
     <w:multiLevelType w:val="hybridMultilevel"/>
     <w:tmpl w:val="5C50FC64"/>
@@ -19448,7 +19815,7 @@
       </w:pPr>
     </w:lvl>
   </w:abstractNum>
-  <w:abstractNum w:abstractNumId="28" w15:restartNumberingAfterBreak="0">
+  <w:abstractNum w:abstractNumId="29" w15:restartNumberingAfterBreak="0">
     <w:nsid w:val="7A6B3FA1"/>
     <w:multiLevelType w:val="hybridMultilevel"/>
     <w:tmpl w:val="98F0AD72"/>
@@ -19541,10 +19908,10 @@
     <w:abstractNumId w:val="2"/>
   </w:num>
   <w:num w:numId="2">
-    <w:abstractNumId w:val="12"/>
+    <w:abstractNumId w:val="13"/>
   </w:num>
   <w:num w:numId="3">
-    <w:abstractNumId w:val="15"/>
+    <w:abstractNumId w:val="16"/>
   </w:num>
   <w:num w:numId="4">
     <w:abstractNumId w:val="1"/>
@@ -19553,31 +19920,31 @@
     <w:abstractNumId w:val="4"/>
   </w:num>
   <w:num w:numId="6">
-    <w:abstractNumId w:val="10"/>
+    <w:abstractNumId w:val="11"/>
   </w:num>
   <w:num w:numId="7">
-    <w:abstractNumId w:val="16"/>
+    <w:abstractNumId w:val="17"/>
   </w:num>
   <w:num w:numId="8">
-    <w:abstractNumId w:val="11"/>
+    <w:abstractNumId w:val="12"/>
   </w:num>
   <w:num w:numId="9">
-    <w:abstractNumId w:val="8"/>
+    <w:abstractNumId w:val="9"/>
   </w:num>
   <w:num w:numId="10">
-    <w:abstractNumId w:val="14"/>
+    <w:abstractNumId w:val="15"/>
   </w:num>
   <w:num w:numId="11">
-    <w:abstractNumId w:val="7"/>
+    <w:abstractNumId w:val="8"/>
   </w:num>
   <w:num w:numId="12">
     <w:abstractNumId w:val="6"/>
   </w:num>
   <w:num w:numId="13">
-    <w:abstractNumId w:val="13"/>
+    <w:abstractNumId w:val="14"/>
   </w:num>
   <w:num w:numId="14">
-    <w:abstractNumId w:val="19"/>
+    <w:abstractNumId w:val="20"/>
   </w:num>
   <w:num w:numId="15">
     <w:abstractNumId w:val="3"/>
@@ -19586,43 +19953,46 @@
     <w:abstractNumId w:val="0"/>
   </w:num>
   <w:num w:numId="17">
-    <w:abstractNumId w:val="17"/>
+    <w:abstractNumId w:val="18"/>
   </w:num>
   <w:num w:numId="18">
-    <w:abstractNumId w:val="22"/>
+    <w:abstractNumId w:val="23"/>
   </w:num>
   <w:num w:numId="19">
-    <w:abstractNumId w:val="23"/>
+    <w:abstractNumId w:val="24"/>
   </w:num>
   <w:num w:numId="20">
     <w:abstractNumId w:val="5"/>
   </w:num>
   <w:num w:numId="21">
+    <w:abstractNumId w:val="26"/>
+  </w:num>
+  <w:num w:numId="22">
+    <w:abstractNumId w:val="27"/>
+  </w:num>
+  <w:num w:numId="23">
     <w:abstractNumId w:val="25"/>
   </w:num>
-  <w:num w:numId="22">
-    <w:abstractNumId w:val="26"/>
-  </w:num>
-  <w:num w:numId="23">
-    <w:abstractNumId w:val="24"/>
-  </w:num>
   <w:num w:numId="24">
-    <w:abstractNumId w:val="9"/>
+    <w:abstractNumId w:val="10"/>
   </w:num>
   <w:num w:numId="25">
-    <w:abstractNumId w:val="20"/>
+    <w:abstractNumId w:val="21"/>
   </w:num>
   <w:num w:numId="26">
-    <w:abstractNumId w:val="27"/>
+    <w:abstractNumId w:val="28"/>
   </w:num>
   <w:num w:numId="27">
-    <w:abstractNumId w:val="21"/>
+    <w:abstractNumId w:val="22"/>
   </w:num>
   <w:num w:numId="28">
-    <w:abstractNumId w:val="28"/>
+    <w:abstractNumId w:val="29"/>
   </w:num>
   <w:num w:numId="29">
-    <w:abstractNumId w:val="18"/>
+    <w:abstractNumId w:val="19"/>
+  </w:num>
+  <w:num w:numId="30">
+    <w:abstractNumId w:val="7"/>
   </w:num>
   <w:numIdMacAtCleanup w:val="22"/>
 </w:numbering>

--- a/lab09/Report/ЛР9.docx
+++ b/lab09/Report/ЛР9.docx
@@ -5294,14 +5294,7 @@
           <w:sz w:val="28"/>
           <w:szCs w:val="28"/>
         </w:rPr>
-        <w:t>Повернення результату</w:t>
-      </w:r>
-      <w:r>
-        <w:rPr>
-          <w:sz w:val="28"/>
-          <w:szCs w:val="28"/>
-        </w:rPr>
-        <w:t>.</w:t>
+        <w:t>Повернення результату.</w:t>
       </w:r>
     </w:p>
     <w:p>
@@ -5533,14 +5526,7 @@
           <w:sz w:val="28"/>
           <w:szCs w:val="28"/>
         </w:rPr>
-        <w:t xml:space="preserve"> статичної бібліотеки</w:t>
-      </w:r>
-      <w:r>
-        <w:rPr>
-          <w:sz w:val="28"/>
-          <w:szCs w:val="28"/>
-        </w:rPr>
-        <w:t xml:space="preserve"> </w:t>
+        <w:t xml:space="preserve"> статичної бібліотеки </w:t>
       </w:r>
       <w:proofErr w:type="spellStart"/>
       <w:r>
@@ -5572,21 +5558,7 @@
           <w:sz w:val="28"/>
           <w:szCs w:val="28"/>
         </w:rPr>
-        <w:t>, створений під час виконання</w:t>
-      </w:r>
-      <w:r>
-        <w:rPr>
-          <w:sz w:val="28"/>
-          <w:szCs w:val="28"/>
-        </w:rPr>
-        <w:t xml:space="preserve"> </w:t>
-      </w:r>
-      <w:r>
-        <w:rPr>
-          <w:sz w:val="28"/>
-          <w:szCs w:val="28"/>
-        </w:rPr>
-        <w:t>лабораторної роботи № 8.</w:t>
+        <w:t>, створений під час виконання лабораторної роботи № 8.</w:t>
       </w:r>
     </w:p>
     <w:p>
@@ -5693,14 +5665,7 @@
           <w:sz w:val="28"/>
           <w:szCs w:val="28"/>
         </w:rPr>
-        <w:t>К</w:t>
-      </w:r>
-      <w:r>
-        <w:rPr>
-          <w:sz w:val="28"/>
-          <w:szCs w:val="28"/>
-        </w:rPr>
-        <w:t>омпілю</w:t>
+        <w:t>Компілю</w:t>
       </w:r>
       <w:r>
         <w:rPr>
@@ -5863,10 +5828,118 @@
         <w:spacing w:line="360" w:lineRule="auto"/>
         <w:jc w:val="both"/>
         <w:rPr>
+          <w:sz w:val="36"/>
+          <w:szCs w:val="36"/>
+        </w:rPr>
+      </w:pPr>
+      <w:r>
+        <w:rPr>
           <w:sz w:val="32"/>
           <w:szCs w:val="32"/>
         </w:rPr>
-      </w:pPr>
+        <w:t xml:space="preserve"> </w:t>
+      </w:r>
+      <w:r>
+        <w:rPr>
+          <w:sz w:val="28"/>
+          <w:szCs w:val="28"/>
+        </w:rPr>
+        <w:t xml:space="preserve">У середовищі </w:t>
+      </w:r>
+      <w:proofErr w:type="spellStart"/>
+      <w:r>
+        <w:rPr>
+          <w:sz w:val="28"/>
+          <w:szCs w:val="28"/>
+        </w:rPr>
+        <w:t>Code</w:t>
+      </w:r>
+      <w:proofErr w:type="spellEnd"/>
+      <w:r>
+        <w:rPr>
+          <w:sz w:val="28"/>
+          <w:szCs w:val="28"/>
+        </w:rPr>
+        <w:t>::</w:t>
+      </w:r>
+      <w:proofErr w:type="spellStart"/>
+      <w:r>
+        <w:rPr>
+          <w:sz w:val="28"/>
+          <w:szCs w:val="28"/>
+        </w:rPr>
+        <w:t>Blocks</w:t>
+      </w:r>
+      <w:proofErr w:type="spellEnd"/>
+      <w:r>
+        <w:rPr>
+          <w:sz w:val="28"/>
+          <w:szCs w:val="28"/>
+        </w:rPr>
+        <w:t xml:space="preserve"> створити в теці \</w:t>
+      </w:r>
+      <w:proofErr w:type="spellStart"/>
+      <w:r>
+        <w:rPr>
+          <w:sz w:val="28"/>
+          <w:szCs w:val="28"/>
+        </w:rPr>
+        <w:t>prj</w:t>
+      </w:r>
+      <w:proofErr w:type="spellEnd"/>
+      <w:r>
+        <w:rPr>
+          <w:sz w:val="28"/>
+          <w:szCs w:val="28"/>
+        </w:rPr>
+        <w:t xml:space="preserve"> проект консольного застосунку, іменувати його </w:t>
+      </w:r>
+      <w:proofErr w:type="spellStart"/>
+      <w:r>
+        <w:rPr>
+          <w:sz w:val="28"/>
+          <w:szCs w:val="28"/>
+        </w:rPr>
+        <w:t>TestDriver</w:t>
+      </w:r>
+      <w:proofErr w:type="spellEnd"/>
+      <w:r>
+        <w:rPr>
+          <w:sz w:val="28"/>
+          <w:szCs w:val="28"/>
+        </w:rPr>
+        <w:t>.</w:t>
+      </w:r>
+    </w:p>
+    <w:p>
+      <w:pPr>
+        <w:pStyle w:val="a4"/>
+        <w:numPr>
+          <w:ilvl w:val="0"/>
+          <w:numId w:val="9"/>
+        </w:numPr>
+        <w:spacing w:line="360" w:lineRule="auto"/>
+        <w:jc w:val="both"/>
+        <w:rPr>
+          <w:sz w:val="40"/>
+          <w:szCs w:val="40"/>
+        </w:rPr>
+      </w:pPr>
+      <w:r>
+        <w:rPr>
+          <w:sz w:val="28"/>
+          <w:szCs w:val="28"/>
+          <w:lang w:val="ru-RU"/>
+        </w:rPr>
+        <w:t xml:space="preserve"> </w:t>
+      </w:r>
+      <w:r>
+        <w:rPr>
+          <w:sz w:val="28"/>
+          <w:szCs w:val="28"/>
+        </w:rPr>
+        <w:t>Реалізувати тестовий драйвер для виконання модульного тестування функцій розв’язування задач 9.1, 9.2 та 9.3 за допомогою розроблених наборів контрольних прикладів .</w:t>
+      </w:r>
     </w:p>
     <w:p>
       <w:pPr>
@@ -13950,7 +14023,7 @@
               <w:sz w:val="16"/>
               <w:szCs w:val="16"/>
             </w:rPr>
-            <w:t>22:22:43</w:t>
+            <w:t>23:34:15</w:t>
           </w:r>
           <w:r>
             <w:rPr>
@@ -14314,7 +14387,7 @@
               <w:sz w:val="16"/>
               <w:szCs w:val="16"/>
             </w:rPr>
-            <w:t>22:22:43</w:t>
+            <w:t>23:34:15</w:t>
           </w:r>
           <w:r>
             <w:rPr>
@@ -14682,7 +14755,7 @@
               <w:sz w:val="16"/>
               <w:szCs w:val="16"/>
             </w:rPr>
-            <w:t>22:22:43</w:t>
+            <w:t>23:34:15</w:t>
           </w:r>
           <w:r>
             <w:rPr>
@@ -14951,7 +15024,7 @@
               <w:sz w:val="16"/>
               <w:szCs w:val="16"/>
             </w:rPr>
-            <w:t>22:22:43</w:t>
+            <w:t>23:34:15</w:t>
           </w:r>
           <w:r>
             <w:rPr>
@@ -15222,7 +15295,7 @@
               <w:sz w:val="16"/>
               <w:szCs w:val="16"/>
             </w:rPr>
-            <w:t>22:22:43</w:t>
+            <w:t>23:34:15</w:t>
           </w:r>
           <w:r>
             <w:rPr>
@@ -15491,7 +15564,7 @@
               <w:sz w:val="16"/>
               <w:szCs w:val="16"/>
             </w:rPr>
-            <w:t>22:22:43</w:t>
+            <w:t>23:34:15</w:t>
           </w:r>
           <w:r>
             <w:rPr>
